--- a/mon/hoa_hoc/khbd/lop10/KHBD_HOAHOC10_Bai6_XuHuongBienDoiTinhChat_T17-19.docx
+++ b/mon/hoa_hoc/khbd/lop10/KHBD_HOAHOC10_Bai6_XuHuongBienDoiTinhChat_T17-19.docx
@@ -1334,7 +1334,7 @@
                 <w:color w:val="1E293B"/>
                 <w:sz w:val="20"/>
               </w:rPr>
-              <w:t>Almelec, thuc tien Vinh Thanh; QR</w:t>
+              <w:t>Almelec, thuc tien dia phuong; QR</w:t>
             </w:r>
           </w:p>
         </w:tc>
@@ -4138,7 +4138,7 @@
                 <w:color w:val="1E293B"/>
                 <w:sz w:val="20"/>
               </w:rPr>
-              <w:t>– Lien he xu huong tinh chat NT voi vat lieu thuc te tai Vinh Thanh, Gia Lai.</w:t>
+              <w:t>– Lien he xu huong tinh chat NT voi vat lieu thuc te tai dia phuong, Gia Lai.</w:t>
             </w:r>
           </w:p>
           <w:p>
@@ -5862,7 +5862,7 @@
                 <w:color w:val="1E293B"/>
                 <w:sz w:val="22"/>
               </w:rPr>
-              <w:t>Truong Tu Trang</w:t>
+              <w:t>TTT</w:t>
             </w:r>
           </w:p>
         </w:tc>
@@ -5885,7 +5885,123 @@
         </w:tc>
       </w:tr>
     </w:tbl>
+    <w:p>
+      <w:pPr>
+        <w:jc w:val="center"/>
+      </w:pPr>
+      <w:r>
+        <w:rPr>
+          <w:b/>
+        </w:rPr>
+        <w:t>CỦNG CỐ CUỐI BÀI – SƠ ĐỒ TƯ DUY</w:t>
+      </w:r>
+    </w:p>
+    <w:p>
+      <w:pPr>
+        <w:jc w:val="center"/>
+      </w:pPr>
+      <w:r>
+        <w:drawing>
+          <wp:inline xmlns:a="http://schemas.openxmlformats.org/drawingml/2006/main" xmlns:pic="http://schemas.openxmlformats.org/drawingml/2006/picture">
+            <wp:extent cx="5940000" cy="3335425"/>
+            <wp:docPr id="7" name="Picture 7"/>
+            <wp:cNvGraphicFramePr>
+              <a:graphicFrameLocks noChangeAspect="1"/>
+            </wp:cNvGraphicFramePr>
+            <a:graphic>
+              <a:graphicData uri="http://schemas.openxmlformats.org/drawingml/2006/picture">
+                <pic:pic>
+                  <pic:nvPicPr>
+                    <pic:cNvPr id="0" name="image.png"/>
+                    <pic:cNvPicPr/>
+                  </pic:nvPicPr>
+                  <pic:blipFill>
+                    <a:blip r:embed="rId13"/>
+                    <a:stretch>
+                      <a:fillRect/>
+                    </a:stretch>
+                  </pic:blipFill>
+                  <pic:spPr>
+                    <a:xfrm>
+                      <a:off x="0" y="0"/>
+                      <a:ext cx="5940000" cy="3335425"/>
+                    </a:xfrm>
+                    <a:prstGeom prst="rect"/>
+                  </pic:spPr>
+                </pic:pic>
+              </a:graphicData>
+            </a:graphic>
+          </wp:inline>
+        </w:drawing>
+      </w:r>
+    </w:p>
+    <w:p>
+      <w:pPr>
+        <w:jc w:val="center"/>
+      </w:pPr>
+      <w:r>
+        <w:rPr>
+          <w:i/>
+          <w:sz w:val="20"/>
+        </w:rPr>
+        <w:t>Sơ đồ tư duy – Xu hướng biến đổi một số tính chất của nguyên tử (TTT biên soạn theo SGK)</w:t>
+      </w:r>
+    </w:p>
+    <w:p>
+      <w:pPr>
+        <w:jc w:val="center"/>
+      </w:pPr>
+      <w:r>
+        <w:drawing>
+          <wp:inline xmlns:a="http://schemas.openxmlformats.org/drawingml/2006/main" xmlns:pic="http://schemas.openxmlformats.org/drawingml/2006/picture">
+            <wp:extent cx="1440000" cy="1440000"/>
+            <wp:docPr id="2" name="Picture 2"/>
+            <wp:cNvGraphicFramePr>
+              <a:graphicFrameLocks noChangeAspect="1"/>
+            </wp:cNvGraphicFramePr>
+            <a:graphic>
+              <a:graphicData uri="http://schemas.openxmlformats.org/drawingml/2006/picture">
+                <pic:pic>
+                  <pic:nvPicPr>
+                    <pic:cNvPr id="0" name="_qr_hoa_cc_bai6_k10.html.png"/>
+                    <pic:cNvPicPr/>
+                  </pic:nvPicPr>
+                  <pic:blipFill>
+                    <a:blip r:embed="rId14"/>
+                    <a:stretch>
+                      <a:fillRect/>
+                    </a:stretch>
+                  </pic:blipFill>
+                  <pic:spPr>
+                    <a:xfrm>
+                      <a:off x="0" y="0"/>
+                      <a:ext cx="1440000" cy="1440000"/>
+                    </a:xfrm>
+                    <a:prstGeom prst="rect"/>
+                  </pic:spPr>
+                </pic:pic>
+              </a:graphicData>
+            </a:graphic>
+          </wp:inline>
+        </w:drawing>
+      </w:r>
+    </w:p>
+    <w:p>
+      <w:pPr>
+        <w:jc w:val="center"/>
+      </w:pPr>
+      <w:r>
+        <w:rPr>
+          <w:i/>
+        </w:rPr>
+        <w:t>Bài tập củng cố trực tuyến (phòng thi bảo mật – đáp án niêm phong): https://trangtu66.github.io/Taode_thi_online/hoa_cc_bai6_k10.html</w:t>
+      </w:r>
+    </w:p>
     <w:sectPr>
+      <w:headerReference w:type="default" r:id="rId9"/>
+      <w:footerReference w:type="default" r:id="rId10"/>
+      <w:headerReference w:type="first" r:id="rId11"/>
+      <w:footerReference w:type="first" r:id="rId12"/>
       <w:pgSz w:w="12240" w:h="15840"/>
       <w:pgMar w:top="1134" w:right="1134" w:bottom="1134" w:left="1417" w:header="720" w:footer="720" w:gutter="0"/>
       <w:cols w:space="720"/>
@@ -5893,6 +6009,46 @@
     </w:sectPr>
   </w:body>
 </w:document>
+</file>
+
+<file path=word/footer1.xml><?xml version="1.0" encoding="utf-8"?>
+<w:ftr xmlns:m="http://schemas.openxmlformats.org/officeDocument/2006/math" xmlns:mc="http://schemas.openxmlformats.org/markup-compatibility/2006" xmlns:mo="http://schemas.microsoft.com/office/mac/office/2008/main" xmlns:mv="urn:schemas-microsoft-com:mac:vml" xmlns:o="urn:schemas-microsoft-com:office:office" xmlns:r="http://schemas.openxmlformats.org/officeDocument/2006/relationships" xmlns:v="urn:schemas-microsoft-com:vml" xmlns:w10="urn:schemas-microsoft-com:office:word" xmlns:w14="http://schemas.microsoft.com/office/word/2010/wordml" xmlns:w="http://schemas.openxmlformats.org/wordprocessingml/2006/main" xmlns:wne="http://schemas.microsoft.com/office/word/2006/wordml" xmlns:wp14="http://schemas.microsoft.com/office/word/2010/wordprocessingDrawing" xmlns:wp="http://schemas.openxmlformats.org/drawingml/2006/wordprocessingDrawing" xmlns:wpc="http://schemas.microsoft.com/office/word/2010/wordprocessingCanvas" xmlns:wpg="http://schemas.microsoft.com/office/word/2010/wordprocessingGroup" xmlns:wpi="http://schemas.microsoft.com/office/word/2010/wordprocessingInk" xmlns:wps="http://schemas.microsoft.com/office/word/2010/wordprocessingShape" mc:Ignorable="w14 wp14">
+  <w:p>
+    <w:pPr>
+      <w:pStyle w:val="Footer"/>
+    </w:pPr>
+  </w:p>
+</w:ftr>
+</file>
+
+<file path=word/footer2.xml><?xml version="1.0" encoding="utf-8"?>
+<w:ftr xmlns:m="http://schemas.openxmlformats.org/officeDocument/2006/math" xmlns:mc="http://schemas.openxmlformats.org/markup-compatibility/2006" xmlns:mo="http://schemas.microsoft.com/office/mac/office/2008/main" xmlns:mv="urn:schemas-microsoft-com:mac:vml" xmlns:o="urn:schemas-microsoft-com:office:office" xmlns:r="http://schemas.openxmlformats.org/officeDocument/2006/relationships" xmlns:v="urn:schemas-microsoft-com:vml" xmlns:w10="urn:schemas-microsoft-com:office:word" xmlns:w14="http://schemas.microsoft.com/office/word/2010/wordml" xmlns:w="http://schemas.openxmlformats.org/wordprocessingml/2006/main" xmlns:wne="http://schemas.microsoft.com/office/word/2006/wordml" xmlns:wp14="http://schemas.microsoft.com/office/word/2010/wordprocessingDrawing" xmlns:wp="http://schemas.openxmlformats.org/drawingml/2006/wordprocessingDrawing" xmlns:wpc="http://schemas.microsoft.com/office/word/2010/wordprocessingCanvas" xmlns:wpg="http://schemas.microsoft.com/office/word/2010/wordprocessingGroup" xmlns:wpi="http://schemas.microsoft.com/office/word/2010/wordprocessingInk" xmlns:wps="http://schemas.microsoft.com/office/word/2010/wordprocessingShape" mc:Ignorable="w14 wp14">
+  <w:p>
+    <w:pPr>
+      <w:pStyle w:val="Footer"/>
+    </w:pPr>
+  </w:p>
+</w:ftr>
+</file>
+
+<file path=word/header1.xml><?xml version="1.0" encoding="utf-8"?>
+<w:hdr xmlns:m="http://schemas.openxmlformats.org/officeDocument/2006/math" xmlns:mc="http://schemas.openxmlformats.org/markup-compatibility/2006" xmlns:mo="http://schemas.microsoft.com/office/mac/office/2008/main" xmlns:mv="urn:schemas-microsoft-com:mac:vml" xmlns:o="urn:schemas-microsoft-com:office:office" xmlns:r="http://schemas.openxmlformats.org/officeDocument/2006/relationships" xmlns:v="urn:schemas-microsoft-com:vml" xmlns:w10="urn:schemas-microsoft-com:office:word" xmlns:w14="http://schemas.microsoft.com/office/word/2010/wordml" xmlns:w="http://schemas.openxmlformats.org/wordprocessingml/2006/main" xmlns:wne="http://schemas.microsoft.com/office/word/2006/wordml" xmlns:wp14="http://schemas.microsoft.com/office/word/2010/wordprocessingDrawing" xmlns:wp="http://schemas.openxmlformats.org/drawingml/2006/wordprocessingDrawing" xmlns:wpc="http://schemas.microsoft.com/office/word/2010/wordprocessingCanvas" xmlns:wpg="http://schemas.microsoft.com/office/word/2010/wordprocessingGroup" xmlns:wpi="http://schemas.microsoft.com/office/word/2010/wordprocessingInk" xmlns:wps="http://schemas.microsoft.com/office/word/2010/wordprocessingShape" mc:Ignorable="w14 wp14">
+  <w:p>
+    <w:pPr>
+      <w:pStyle w:val="Header"/>
+    </w:pPr>
+  </w:p>
+</w:hdr>
+</file>
+
+<file path=word/header2.xml><?xml version="1.0" encoding="utf-8"?>
+<w:hdr xmlns:m="http://schemas.openxmlformats.org/officeDocument/2006/math" xmlns:mc="http://schemas.openxmlformats.org/markup-compatibility/2006" xmlns:mo="http://schemas.microsoft.com/office/mac/office/2008/main" xmlns:mv="urn:schemas-microsoft-com:mac:vml" xmlns:o="urn:schemas-microsoft-com:office:office" xmlns:r="http://schemas.openxmlformats.org/officeDocument/2006/relationships" xmlns:v="urn:schemas-microsoft-com:vml" xmlns:w10="urn:schemas-microsoft-com:office:word" xmlns:w14="http://schemas.microsoft.com/office/word/2010/wordml" xmlns:w="http://schemas.openxmlformats.org/wordprocessingml/2006/main" xmlns:wne="http://schemas.microsoft.com/office/word/2006/wordml" xmlns:wp14="http://schemas.microsoft.com/office/word/2010/wordprocessingDrawing" xmlns:wp="http://schemas.openxmlformats.org/drawingml/2006/wordprocessingDrawing" xmlns:wpc="http://schemas.microsoft.com/office/word/2010/wordprocessingCanvas" xmlns:wpg="http://schemas.microsoft.com/office/word/2010/wordprocessingGroup" xmlns:wpi="http://schemas.microsoft.com/office/word/2010/wordprocessingInk" xmlns:wps="http://schemas.microsoft.com/office/word/2010/wordprocessingShape" mc:Ignorable="w14 wp14">
+  <w:p>
+    <w:pPr>
+      <w:pStyle w:val="Header"/>
+    </w:pPr>
+  </w:p>
+</w:hdr>
 </file>
 
 <file path=word/numbering.xml><?xml version="1.0" encoding="utf-8"?>
